--- a/results/H3/table_12c_bootstrap.docx
+++ b/results/H3/table_12c_bootstrap.docx
@@ -28,7 +28,7 @@
         <w:rPr/>
         <w:t xml:space="preserve">Table </w:t>
       </w:r>
-      <w:bookmarkStart w:id="c6c3b5f9-6dc2-4152-b8e7-7a724238373f" w:name="table"/>
+      <w:bookmarkStart w:id="54ee5c75-ee24-491a-9fd3-ec727a20b698" w:name="table"/>
       <w:r>
         <w:rPr/>
         <w:fldChar w:fldCharType="begin" w:dirty="true"/>
@@ -41,7 +41,7 @@
         <w:rPr/>
         <w:fldChar w:fldCharType="end" w:dirty="true"/>
       </w:r>
-      <w:bookmarkEnd w:id="c6c3b5f9-6dc2-4152-b8e7-7a724238373f"/>
+      <w:bookmarkEnd w:id="54ee5c75-ee24-491a-9fd3-ec727a20b698"/>
       <w:r>
         <w:rPr/>
         <w:t xml:space="preserve">. </w:t>

--- a/results/H3/table_12c_bootstrap.docx
+++ b/results/H3/table_12c_bootstrap.docx
@@ -28,7 +28,7 @@
         <w:rPr/>
         <w:t xml:space="preserve">Table </w:t>
       </w:r>
-      <w:bookmarkStart w:id="54ee5c75-ee24-491a-9fd3-ec727a20b698" w:name="table"/>
+      <w:bookmarkStart w:id="e8531ef6-00ef-4791-aa9b-ac92d4473951" w:name="table"/>
       <w:r>
         <w:rPr/>
         <w:fldChar w:fldCharType="begin" w:dirty="true"/>
@@ -41,7 +41,7 @@
         <w:rPr/>
         <w:fldChar w:fldCharType="end" w:dirty="true"/>
       </w:r>
-      <w:bookmarkEnd w:id="54ee5c75-ee24-491a-9fd3-ec727a20b698"/>
+      <w:bookmarkEnd w:id="e8531ef6-00ef-4791-aa9b-ac92d4473951"/>
       <w:r>
         <w:rPr/>
         <w:t xml:space="preserve">. </w:t>

--- a/results/H3/table_12c_bootstrap.docx
+++ b/results/H3/table_12c_bootstrap.docx
@@ -28,7 +28,7 @@
         <w:rPr/>
         <w:t xml:space="preserve">Table </w:t>
       </w:r>
-      <w:bookmarkStart w:id="e8531ef6-00ef-4791-aa9b-ac92d4473951" w:name="table"/>
+      <w:bookmarkStart w:id="fb96a6d1-2718-44f0-b433-72be0699f427" w:name="table"/>
       <w:r>
         <w:rPr/>
         <w:fldChar w:fldCharType="begin" w:dirty="true"/>
@@ -41,7 +41,7 @@
         <w:rPr/>
         <w:fldChar w:fldCharType="end" w:dirty="true"/>
       </w:r>
-      <w:bookmarkEnd w:id="e8531ef6-00ef-4791-aa9b-ac92d4473951"/>
+      <w:bookmarkEnd w:id="fb96a6d1-2718-44f0-b433-72be0699f427"/>
       <w:r>
         <w:rPr/>
         <w:t xml:space="preserve">. </w:t>
